--- a/services/api/assets/templates/generic-contract-v1.docx
+++ b/services/api/assets/templates/generic-contract-v1.docx
@@ -9,7 +9,7 @@
       </w:pPr>
       <w:r>
         <w:rPr>
-          <w:rFonts w:ascii="Times New Roman" w:hAnsi="Times New Roman" w:eastAsia="仿宋" w:cs="Times New Roman"/>
+          <w:rFonts w:ascii="Times New Roman" w:hAnsi="Times New Roman" w:eastAsia="仿宋_GB2312" w:cs="Times New Roman"/>
           <w:sz w:val="28"/>
           <w:szCs w:val="28"/>
         </w:rPr>
@@ -71,9 +71,7 @@
       </w:pPr>
       <w:r>
         <w:rPr>
-          <w:rFonts w:ascii="Times New Roman" w:hAnsi="Times New Roman" w:eastAsia="黑体" w:cs="Times New Roman"/>
-          <w:b/>
-          <w:bCs/>
+          <w:rFonts w:ascii="Times New Roman" w:hAnsi="Times New Roman" w:eastAsia="方正小标宋简体" w:cs="Times New Roman"/>
           <w:sz w:val="44"/>
           <w:szCs w:val="44"/>
         </w:rPr>
@@ -118,7 +116,7 @@
       </w:pPr>
       <w:r>
         <w:rPr>
-          <w:rFonts w:ascii="Times New Roman" w:hAnsi="Times New Roman" w:eastAsia="仿宋" w:cs="Times New Roman"/>
+          <w:rFonts w:ascii="Times New Roman" w:hAnsi="Times New Roman" w:eastAsia="仿宋_GB2312" w:cs="Times New Roman"/>
           <w:sz w:val="28"/>
           <w:szCs w:val="28"/>
         </w:rPr>
@@ -131,7 +129,7 @@
       </w:pPr>
       <w:r>
         <w:rPr>
-          <w:rFonts w:ascii="Times New Roman" w:hAnsi="Times New Roman" w:eastAsia="仿宋" w:cs="Times New Roman"/>
+          <w:rFonts w:ascii="Times New Roman" w:hAnsi="Times New Roman" w:eastAsia="仿宋_GB2312" w:cs="Times New Roman"/>
           <w:sz w:val="28"/>
           <w:szCs w:val="28"/>
         </w:rPr>
@@ -144,7 +142,7 @@
       </w:pPr>
       <w:r>
         <w:rPr>
-          <w:rFonts w:ascii="Times New Roman" w:hAnsi="Times New Roman" w:eastAsia="仿宋" w:cs="Times New Roman"/>
+          <w:rFonts w:ascii="Times New Roman" w:hAnsi="Times New Roman" w:eastAsia="仿宋_GB2312" w:cs="Times New Roman"/>
           <w:sz w:val="28"/>
           <w:szCs w:val="28"/>
         </w:rPr>
@@ -157,7 +155,7 @@
       </w:pPr>
       <w:r>
         <w:rPr>
-          <w:rFonts w:ascii="Times New Roman" w:hAnsi="Times New Roman" w:eastAsia="仿宋" w:cs="Times New Roman"/>
+          <w:rFonts w:ascii="Times New Roman" w:hAnsi="Times New Roman" w:eastAsia="仿宋_GB2312" w:cs="Times New Roman"/>
           <w:sz w:val="28"/>
           <w:szCs w:val="28"/>
         </w:rPr>
@@ -246,9 +244,7 @@
       </w:pPr>
       <w:r>
         <w:rPr>
-          <w:rFonts w:ascii="Times New Roman" w:hAnsi="Times New Roman" w:eastAsia="黑体" w:cs="Times New Roman"/>
-          <w:b/>
-          <w:bCs/>
+          <w:rFonts w:ascii="Times New Roman" w:hAnsi="Times New Roman" w:eastAsia="方正小标宋简体" w:cs="Times New Roman"/>
           <w:sz w:val="44"/>
           <w:szCs w:val="44"/>
         </w:rPr>
@@ -605,7 +601,7 @@
       <w:jc w:val="both"/>
     </w:pPr>
     <w:rPr>
-      <w:rFonts w:ascii="Times New Roman" w:hAnsi="Times New Roman" w:eastAsia="仿宋" w:cs="Times New Roman"/>
+      <w:rFonts w:ascii="Times New Roman" w:hAnsi="Times New Roman" w:eastAsia="仿宋_GB2312" w:cs="Times New Roman"/>
       <w:sz w:val="28"/>
       <w:szCs w:val="28"/>
     </w:rPr>
@@ -618,9 +614,7 @@
       <w:jc w:val="center"/>
     </w:pPr>
     <w:rPr>
-      <w:rFonts w:ascii="Times New Roman" w:hAnsi="Times New Roman" w:eastAsia="黑体" w:cs="Times New Roman"/>
-      <w:b/>
-      <w:bCs/>
+      <w:rFonts w:ascii="Times New Roman" w:hAnsi="Times New Roman" w:eastAsia="方正小标宋简体" w:cs="Times New Roman"/>
       <w:sz w:val="44"/>
       <w:szCs w:val="44"/>
     </w:rPr>
@@ -633,7 +627,7 @@
       <w:ind w:firstLineChars="0"/>
     </w:pPr>
     <w:rPr>
-      <w:rFonts w:ascii="Times New Roman" w:hAnsi="Times New Roman" w:eastAsia="仿宋" w:cs="Times New Roman"/>
+      <w:rFonts w:ascii="Times New Roman" w:hAnsi="Times New Roman" w:eastAsia="仿宋_GB2312" w:cs="Times New Roman"/>
       <w:sz w:val="28"/>
       <w:szCs w:val="28"/>
     </w:rPr>

--- a/services/api/assets/templates/generic-contract-v1.docx
+++ b/services/api/assets/templates/generic-contract-v1.docx
@@ -5,7 +5,108 @@
     <w:p>
       <w:pPr>
         <w:pStyle w:val="ContractMeta"/>
-        <w:jc w:val="right"/>
+      </w:pPr>
+      <w:r>
+        <w:t xml:space="preserve"> </w:t>
+      </w:r>
+    </w:p>
+    <w:p>
+      <w:pPr>
+        <w:pStyle w:val="ContractMeta"/>
+      </w:pPr>
+      <w:r>
+        <w:t xml:space="preserve"> </w:t>
+      </w:r>
+    </w:p>
+    <w:p>
+      <w:pPr>
+        <w:pStyle w:val="ContractMeta"/>
+      </w:pPr>
+      <w:r>
+        <w:t xml:space="preserve"> </w:t>
+      </w:r>
+    </w:p>
+    <w:p>
+      <w:pPr>
+        <w:pStyle w:val="ContractMeta"/>
+      </w:pPr>
+      <w:r>
+        <w:t xml:space="preserve"> </w:t>
+      </w:r>
+    </w:p>
+    <w:p>
+      <w:pPr>
+        <w:pStyle w:val="ContractMeta"/>
+      </w:pPr>
+      <w:r>
+        <w:t xml:space="preserve"> </w:t>
+      </w:r>
+    </w:p>
+    <w:p>
+      <w:pPr>
+        <w:pStyle w:val="ContractCoverTitle"/>
+        <w:jc w:val="center"/>
+      </w:pPr>
+      <w:r>
+        <w:rPr>
+          <w:rFonts w:ascii="Times New Roman" w:hAnsi="Times New Roman" w:eastAsia="方正小标宋简体" w:cs="Times New Roman"/>
+          <w:sz w:val="44"/>
+          <w:szCs w:val="44"/>
+        </w:rPr>
+        <w:t xml:space="preserve">{contract.name}</w:t>
+      </w:r>
+    </w:p>
+    <w:p>
+      <w:pPr>
+        <w:pStyle w:val="ContractMeta"/>
+      </w:pPr>
+      <w:r>
+        <w:t xml:space="preserve"> </w:t>
+      </w:r>
+    </w:p>
+    <w:p>
+      <w:pPr>
+        <w:pStyle w:val="ContractMeta"/>
+      </w:pPr>
+      <w:r>
+        <w:t xml:space="preserve"> </w:t>
+      </w:r>
+    </w:p>
+    <w:p>
+      <w:pPr>
+        <w:pStyle w:val="ContractMeta"/>
+      </w:pPr>
+      <w:r>
+        <w:t xml:space="preserve"> </w:t>
+      </w:r>
+    </w:p>
+    <w:p>
+      <w:pPr>
+        <w:pStyle w:val="ContractMeta"/>
+      </w:pPr>
+      <w:r>
+        <w:t xml:space="preserve"> </w:t>
+      </w:r>
+    </w:p>
+    <w:p>
+      <w:pPr>
+        <w:pStyle w:val="ContractMeta"/>
+      </w:pPr>
+      <w:r>
+        <w:t xml:space="preserve"> </w:t>
+      </w:r>
+    </w:p>
+    <w:p>
+      <w:pPr>
+        <w:pStyle w:val="ContractMeta"/>
+      </w:pPr>
+      <w:r>
+        <w:t xml:space="preserve"> </w:t>
+      </w:r>
+    </w:p>
+    <w:p>
+      <w:pPr>
+        <w:pStyle w:val="ContractMeta"/>
       </w:pPr>
       <w:r>
         <w:rPr>
@@ -21,113 +122,6 @@
         <w:pStyle w:val="ContractMeta"/>
       </w:pPr>
       <w:r>
-        <w:t xml:space="preserve"> </w:t>
-      </w:r>
-    </w:p>
-    <w:p>
-      <w:pPr>
-        <w:pStyle w:val="ContractMeta"/>
-      </w:pPr>
-      <w:r>
-        <w:t xml:space="preserve"> </w:t>
-      </w:r>
-    </w:p>
-    <w:p>
-      <w:pPr>
-        <w:pStyle w:val="ContractMeta"/>
-      </w:pPr>
-      <w:r>
-        <w:t xml:space="preserve"> </w:t>
-      </w:r>
-    </w:p>
-    <w:p>
-      <w:pPr>
-        <w:pStyle w:val="ContractMeta"/>
-      </w:pPr>
-      <w:r>
-        <w:t xml:space="preserve"> </w:t>
-      </w:r>
-    </w:p>
-    <w:p>
-      <w:pPr>
-        <w:pStyle w:val="ContractMeta"/>
-      </w:pPr>
-      <w:r>
-        <w:t xml:space="preserve"> </w:t>
-      </w:r>
-    </w:p>
-    <w:p>
-      <w:pPr>
-        <w:pStyle w:val="ContractMeta"/>
-      </w:pPr>
-      <w:r>
-        <w:t xml:space="preserve"> </w:t>
-      </w:r>
-    </w:p>
-    <w:p>
-      <w:pPr>
-        <w:pStyle w:val="ContractTitle"/>
-        <w:jc w:val="center"/>
-      </w:pPr>
-      <w:r>
-        <w:rPr>
-          <w:rFonts w:ascii="Times New Roman" w:hAnsi="Times New Roman" w:eastAsia="方正小标宋简体" w:cs="Times New Roman"/>
-          <w:sz w:val="44"/>
-          <w:szCs w:val="44"/>
-        </w:rPr>
-        <w:t xml:space="preserve">{contract.name}</w:t>
-      </w:r>
-    </w:p>
-    <w:p>
-      <w:pPr>
-        <w:pStyle w:val="ContractMeta"/>
-      </w:pPr>
-      <w:r>
-        <w:t xml:space="preserve"> </w:t>
-      </w:r>
-    </w:p>
-    <w:p>
-      <w:pPr>
-        <w:pStyle w:val="ContractMeta"/>
-      </w:pPr>
-      <w:r>
-        <w:t xml:space="preserve"> </w:t>
-      </w:r>
-    </w:p>
-    <w:p>
-      <w:pPr>
-        <w:pStyle w:val="ContractMeta"/>
-      </w:pPr>
-      <w:r>
-        <w:t xml:space="preserve"> </w:t>
-      </w:r>
-    </w:p>
-    <w:p>
-      <w:pPr>
-        <w:pStyle w:val="ContractMeta"/>
-      </w:pPr>
-      <w:r>
-        <w:t xml:space="preserve"> </w:t>
-      </w:r>
-    </w:p>
-    <w:p>
-      <w:pPr>
-        <w:pStyle w:val="ContractMeta"/>
-      </w:pPr>
-      <w:r>
-        <w:rPr>
-          <w:rFonts w:ascii="Times New Roman" w:hAnsi="Times New Roman" w:eastAsia="仿宋_GB2312" w:cs="Times New Roman"/>
-          <w:sz w:val="28"/>
-          <w:szCs w:val="28"/>
-        </w:rPr>
-        <w:t xml:space="preserve">项目名称：{field.projectName}</w:t>
-      </w:r>
-    </w:p>
-    <w:p>
-      <w:pPr>
-        <w:pStyle w:val="ContractMeta"/>
-      </w:pPr>
-      <w:r>
         <w:rPr>
           <w:rFonts w:ascii="Times New Roman" w:hAnsi="Times New Roman" w:eastAsia="仿宋_GB2312" w:cs="Times New Roman"/>
           <w:sz w:val="28"/>
@@ -159,15 +153,33 @@
           <w:sz w:val="28"/>
           <w:szCs w:val="28"/>
         </w:rPr>
-        <w:t xml:space="preserve">合同金额：{contract.amountUppercase}</w:t>
-      </w:r>
-    </w:p>
-    <w:p>
-      <w:pPr>
-        <w:pStyle w:val="ContractMeta"/>
-      </w:pPr>
-      <w:r>
-        <w:t xml:space="preserve"> </w:t>
+        <w:t xml:space="preserve">工程名称：{field.projectName}</w:t>
+      </w:r>
+    </w:p>
+    <w:p>
+      <w:pPr>
+        <w:pStyle w:val="ContractMeta"/>
+      </w:pPr>
+      <w:r>
+        <w:rPr>
+          <w:rFonts w:ascii="Times New Roman" w:hAnsi="Times New Roman" w:eastAsia="仿宋_GB2312" w:cs="Times New Roman"/>
+          <w:sz w:val="28"/>
+          <w:szCs w:val="28"/>
+        </w:rPr>
+        <w:t xml:space="preserve">签订地点：</w:t>
+      </w:r>
+    </w:p>
+    <w:p>
+      <w:pPr>
+        <w:pStyle w:val="ContractMeta"/>
+      </w:pPr>
+      <w:r>
+        <w:rPr>
+          <w:rFonts w:ascii="Times New Roman" w:hAnsi="Times New Roman" w:eastAsia="仿宋_GB2312" w:cs="Times New Roman"/>
+          <w:sz w:val="28"/>
+          <w:szCs w:val="28"/>
+        </w:rPr>
+        <w:t xml:space="preserve">签订日期：</w:t>
       </w:r>
     </w:p>
     <w:p>
@@ -330,7 +342,15 @@
     </w:p>
     <w:tbl>
       <w:tblPr>
-        <w:tblW w:w="0" w:type="auto"/>
+        <w:tblW w:w="5000" w:type="pct"/>
+        <w:jc w:val="center"/>
+        <w:tblLayout w:type="fixed"/>
+        <w:tblCellMar>
+          <w:top w:w="60" w:type="dxa"/>
+          <w:start w:w="80" w:type="dxa"/>
+          <w:bottom w:w="60" w:type="dxa"/>
+          <w:end w:w="80" w:type="dxa"/>
+        </w:tblCellMar>
         <w:tblBorders>
           <w:top w:val="single" w:sz="4" w:space="0" w:color="000000"/>
           <w:left w:val="single" w:sz="4" w:space="0" w:color="000000"/>
@@ -340,51 +360,105 @@
           <w:insideV w:val="single" w:sz="4" w:space="0" w:color="000000"/>
         </w:tblBorders>
       </w:tblPr>
+      <w:tblGrid>
+        <w:gridCol w:w="1276"/>
+        <w:gridCol w:w="1786"/>
+        <w:gridCol w:w="680"/>
+        <w:gridCol w:w="850"/>
+        <w:gridCol w:w="1276"/>
+        <w:gridCol w:w="1276"/>
+        <w:gridCol w:w="1361"/>
+      </w:tblGrid>
       <w:tr>
-        <w:tc>
-          <w:p>
+        <w:trPr>
+          <w:cantSplit/>
+        </w:trPr>
+        <w:tc>
+          <w:tcPr>
+            <w:tcW w:w="1276" w:type="dxa"/>
+          </w:tcPr>
+          <w:p>
+            <w:pPr>
+              <w:pStyle w:val="ContractTableText"/>
+            </w:pPr>
             <w:r>
               <w:t>名称</w:t>
             </w:r>
           </w:p>
         </w:tc>
         <w:tc>
-          <w:p>
+          <w:tcPr>
+            <w:tcW w:w="1786" w:type="dxa"/>
+          </w:tcPr>
+          <w:p>
+            <w:pPr>
+              <w:pStyle w:val="ContractTableText"/>
+            </w:pPr>
             <w:r>
               <w:t>规格/说明</w:t>
             </w:r>
           </w:p>
         </w:tc>
         <w:tc>
-          <w:p>
+          <w:tcPr>
+            <w:tcW w:w="680" w:type="dxa"/>
+          </w:tcPr>
+          <w:p>
+            <w:pPr>
+              <w:pStyle w:val="ContractTableText"/>
+            </w:pPr>
             <w:r>
               <w:t>单位</w:t>
             </w:r>
           </w:p>
         </w:tc>
         <w:tc>
-          <w:p>
+          <w:tcPr>
+            <w:tcW w:w="850" w:type="dxa"/>
+          </w:tcPr>
+          <w:p>
+            <w:pPr>
+              <w:pStyle w:val="ContractTableText"/>
+            </w:pPr>
             <w:r>
               <w:t>数量</w:t>
             </w:r>
           </w:p>
         </w:tc>
         <w:tc>
-          <w:p>
+          <w:tcPr>
+            <w:tcW w:w="1276" w:type="dxa"/>
+          </w:tcPr>
+          <w:p>
+            <w:pPr>
+              <w:pStyle w:val="ContractTableText"/>
+            </w:pPr>
             <w:r>
               <w:t>单价</w:t>
             </w:r>
           </w:p>
         </w:tc>
         <w:tc>
-          <w:p>
+          <w:tcPr>
+            <w:tcW w:w="1276" w:type="dxa"/>
+          </w:tcPr>
+          <w:p>
+            <w:pPr>
+              <w:pStyle w:val="ContractTableText"/>
+            </w:pPr>
             <w:r>
               <w:t>金额</w:t>
             </w:r>
           </w:p>
         </w:tc>
         <w:tc>
-          <w:p>
+          <w:tcPr>
+            <w:tcW w:w="1361" w:type="dxa"/>
+          </w:tcPr>
+          <w:p>
+            <w:pPr>
+              <w:pStyle w:val="ContractTableText"/>
+            </w:pPr>
             <w:r>
               <w:t>备注</w:t>
             </w:r>
@@ -392,50 +466,95 @@
         </w:tc>
       </w:tr>
       <w:tr>
-        <w:tc>
-          <w:p>
+        <w:trPr>
+          <w:cantSplit/>
+        </w:trPr>
+        <w:tc>
+          <w:tcPr>
+            <w:tcW w:w="1276" w:type="dxa"/>
+          </w:tcPr>
+          <w:p>
+            <w:pPr>
+              <w:pStyle w:val="ContractTableText"/>
+            </w:pPr>
             <w:r>
               <w:t>{itemName}</w:t>
             </w:r>
           </w:p>
         </w:tc>
         <w:tc>
-          <w:p>
+          <w:tcPr>
+            <w:tcW w:w="1786" w:type="dxa"/>
+          </w:tcPr>
+          <w:p>
+            <w:pPr>
+              <w:pStyle w:val="ContractTableText"/>
+            </w:pPr>
             <w:r>
               <w:t>{specification}</w:t>
             </w:r>
           </w:p>
         </w:tc>
         <w:tc>
-          <w:p>
+          <w:tcPr>
+            <w:tcW w:w="680" w:type="dxa"/>
+          </w:tcPr>
+          <w:p>
+            <w:pPr>
+              <w:pStyle w:val="ContractTableText"/>
+            </w:pPr>
             <w:r>
               <w:t>{unit}</w:t>
             </w:r>
           </w:p>
         </w:tc>
         <w:tc>
-          <w:p>
+          <w:tcPr>
+            <w:tcW w:w="850" w:type="dxa"/>
+          </w:tcPr>
+          <w:p>
+            <w:pPr>
+              <w:pStyle w:val="ContractTableText"/>
+            </w:pPr>
             <w:r>
               <w:t>{quantity}</w:t>
             </w:r>
           </w:p>
         </w:tc>
         <w:tc>
-          <w:p>
+          <w:tcPr>
+            <w:tcW w:w="1276" w:type="dxa"/>
+          </w:tcPr>
+          <w:p>
+            <w:pPr>
+              <w:pStyle w:val="ContractTableText"/>
+            </w:pPr>
             <w:r>
               <w:t>{unitPrice}</w:t>
             </w:r>
           </w:p>
         </w:tc>
         <w:tc>
-          <w:p>
+          <w:tcPr>
+            <w:tcW w:w="1276" w:type="dxa"/>
+          </w:tcPr>
+          <w:p>
+            <w:pPr>
+              <w:pStyle w:val="ContractTableText"/>
+            </w:pPr>
             <w:r>
               <w:t>{taxInclusiveAmount}</w:t>
             </w:r>
           </w:p>
         </w:tc>
         <w:tc>
-          <w:p>
+          <w:tcPr>
+            <w:tcW w:w="1361" w:type="dxa"/>
+          </w:tcPr>
+          <w:p>
+            <w:pPr>
+              <w:pStyle w:val="ContractTableText"/>
+            </w:pPr>
             <w:r>
               <w:t>{remark}</w:t>
             </w:r>
@@ -458,7 +577,15 @@
     </w:p>
     <w:tbl>
       <w:tblPr>
-        <w:tblW w:w="0" w:type="auto"/>
+        <w:tblW w:w="5000" w:type="pct"/>
+        <w:jc w:val="center"/>
+        <w:tblLayout w:type="fixed"/>
+        <w:tblCellMar>
+          <w:top w:w="60" w:type="dxa"/>
+          <w:start w:w="80" w:type="dxa"/>
+          <w:bottom w:w="60" w:type="dxa"/>
+          <w:end w:w="80" w:type="dxa"/>
+        </w:tblCellMar>
         <w:tblBorders>
           <w:top w:val="single" w:sz="4" w:space="0" w:color="000000"/>
           <w:left w:val="single" w:sz="4" w:space="0" w:color="000000"/>
@@ -468,56 +595,99 @@
           <w:insideV w:val="single" w:sz="4" w:space="0" w:color="000000"/>
         </w:tblBorders>
       </w:tblPr>
+      <w:tblGrid>
+        <w:gridCol w:w="4252"/>
+        <w:gridCol w:w="4252"/>
+      </w:tblGrid>
       <w:tr>
-        <w:tc>
-          <w:p>
+        <w:trPr>
+          <w:cantSplit/>
+        </w:trPr>
+        <w:tc>
+          <w:tcPr>
+            <w:tcW w:w="4252" w:type="dxa"/>
+          </w:tcPr>
+          <w:p>
+            <w:pPr>
+              <w:pStyle w:val="ContractTableText"/>
+            </w:pPr>
             <w:r>
               <w:t>甲方（盖章）：建工智管建设有限公司</w:t>
             </w:r>
           </w:p>
           <w:p>
+            <w:pPr>
+              <w:pStyle w:val="ContractTableText"/>
+            </w:pPr>
             <w:r>
               <w:t>法定代表人或授权代表：</w:t>
             </w:r>
           </w:p>
           <w:p>
+            <w:pPr>
+              <w:pStyle w:val="ContractTableText"/>
+            </w:pPr>
             <w:r>
               <w:t>联系电话：</w:t>
             </w:r>
           </w:p>
           <w:p>
+            <w:pPr>
+              <w:pStyle w:val="ContractTableText"/>
+            </w:pPr>
             <w:r>
               <w:t>地址：</w:t>
             </w:r>
           </w:p>
           <w:p>
+            <w:pPr>
+              <w:pStyle w:val="ContractTableText"/>
+            </w:pPr>
             <w:r>
               <w:t>签署日期：</w:t>
             </w:r>
           </w:p>
         </w:tc>
         <w:tc>
-          <w:p>
+          <w:tcPr>
+            <w:tcW w:w="4252" w:type="dxa"/>
+          </w:tcPr>
+          <w:p>
+            <w:pPr>
+              <w:pStyle w:val="ContractTableText"/>
+            </w:pPr>
             <w:r>
               <w:t>乙方（盖章）：{field.counterpartyName}</w:t>
             </w:r>
           </w:p>
           <w:p>
+            <w:pPr>
+              <w:pStyle w:val="ContractTableText"/>
+            </w:pPr>
             <w:r>
               <w:t>法定代表人或授权代表：</w:t>
             </w:r>
           </w:p>
           <w:p>
+            <w:pPr>
+              <w:pStyle w:val="ContractTableText"/>
+            </w:pPr>
             <w:r>
               <w:t>联系电话：</w:t>
             </w:r>
           </w:p>
           <w:p>
+            <w:pPr>
+              <w:pStyle w:val="ContractTableText"/>
+            </w:pPr>
             <w:r>
               <w:t>地址：</w:t>
             </w:r>
           </w:p>
           <w:p>
+            <w:pPr>
+              <w:pStyle w:val="ContractTableText"/>
+            </w:pPr>
             <w:r>
               <w:t>签署日期：</w:t>
             </w:r>
@@ -632,5 +802,32 @@
       <w:szCs w:val="28"/>
     </w:rPr>
   </w:style>
+  <w:style w:type="paragraph" w:styleId="ContractCoverTitle">
+    <w:name w:val="Contract Cover Title"/>
+    <w:basedOn w:val="ContractTitle"/>
+    <w:pPr>
+      <w:spacing w:before="0" w:after="0" w:line="500" w:lineRule="exact"/>
+      <w:jc w:val="center"/>
+    </w:pPr>
+    <w:rPr>
+      <w:rFonts w:ascii="Times New Roman" w:hAnsi="Times New Roman" w:eastAsia="方正小标宋简体" w:cs="Times New Roman"/>
+      <w:sz w:val="44"/>
+      <w:szCs w:val="44"/>
+    </w:rPr>
+  </w:style>
+  <w:style w:type="paragraph" w:styleId="ContractTableText">
+    <w:name w:val="Contract Table Text"/>
+    <w:basedOn w:val="Normal"/>
+    <w:pPr>
+      <w:spacing w:before="0" w:after="0" w:line="300" w:lineRule="auto"/>
+      <w:ind w:firstLineChars="0"/>
+      <w:jc w:val="center"/>
+    </w:pPr>
+    <w:rPr>
+      <w:rFonts w:ascii="Times New Roman" w:hAnsi="Times New Roman" w:eastAsia="仿宋_GB2312" w:cs="Times New Roman"/>
+      <w:sz w:val="18"/>
+      <w:szCs w:val="18"/>
+    </w:rPr>
+  </w:style>
 </w:styles>
 </file>
--- a/services/api/assets/templates/generic-contract-v1.docx
+++ b/services/api/assets/templates/generic-contract-v1.docx
@@ -53,7 +53,7 @@
           <w:sz w:val="44"/>
           <w:szCs w:val="44"/>
         </w:rPr>
-        <w:t xml:space="preserve">{contract.name}</w:t>
+        <w:t xml:space="preserve">{合同名称}</w:t>
       </w:r>
     </w:p>
     <w:p>
@@ -114,7 +114,7 @@
           <w:sz w:val="28"/>
           <w:szCs w:val="28"/>
         </w:rPr>
-        <w:t xml:space="preserve">合同编号：{contract.temporaryCode}</w:t>
+        <w:t xml:space="preserve">合同编号：{草稿编号}</w:t>
       </w:r>
     </w:p>
     <w:p>
@@ -140,7 +140,7 @@
           <w:sz w:val="28"/>
           <w:szCs w:val="28"/>
         </w:rPr>
-        <w:t xml:space="preserve">乙方：{field.counterpartyName}</w:t>
+        <w:t xml:space="preserve">乙方：{相对方名称}</w:t>
       </w:r>
     </w:p>
     <w:p>
@@ -153,7 +153,7 @@
           <w:sz w:val="28"/>
           <w:szCs w:val="28"/>
         </w:rPr>
-        <w:t xml:space="preserve">工程名称：{field.projectName}</w:t>
+        <w:t xml:space="preserve">工程名称：{项目名称}</w:t>
       </w:r>
     </w:p>
     <w:p>
@@ -276,7 +276,7 @@
         <w:pStyle w:val="Normal"/>
       </w:pPr>
       <w:r>
-        <w:t xml:space="preserve">{field.businessSummary}</w:t>
+        <w:t xml:space="preserve">{业务摘要}</w:t>
       </w:r>
     </w:p>
     <w:p>
@@ -292,7 +292,7 @@
         <w:pStyle w:val="Normal"/>
       </w:pPr>
       <w:r>
-        <w:t xml:space="preserve">合同金额为{contract.amountUppercase}，结算周期为{field.settlementCycle}，付款比例为{field.paymentRatioPercent}%。</w:t>
+        <w:t xml:space="preserve">合同金额为{合同金额大写}，结算周期为{结算周期}，付款比例为{付款比例}%。</w:t>
       </w:r>
     </w:p>
     <w:p>
@@ -308,7 +308,7 @@
         <w:pStyle w:val="Normal"/>
       </w:pPr>
       <w:r>
-        <w:t xml:space="preserve">{clause.payment.text}</w:t>
+        <w:t xml:space="preserve">{付款条款}</w:t>
       </w:r>
     </w:p>
     <w:p>
@@ -324,7 +324,7 @@
         <w:pStyle w:val="Normal"/>
       </w:pPr>
       <w:r>
-        <w:t xml:space="preserve">{clause.specialAgreement.text}</w:t>
+        <w:t xml:space="preserve">{特别约定}</w:t>
       </w:r>
     </w:p>
     <w:p>
@@ -337,7 +337,7 @@
     </w:p>
     <w:p>
       <w:r>
-        <w:t xml:space="preserve">{#bill.genericItems}</w:t>
+        <w:t xml:space="preserve">{#通用清单}</w:t>
       </w:r>
     </w:p>
     <w:tbl>
@@ -478,7 +478,7 @@
               <w:pStyle w:val="ContractTableText"/>
             </w:pPr>
             <w:r>
-              <w:t>{itemName}</w:t>
+              <w:t>{名称}</w:t>
             </w:r>
           </w:p>
         </w:tc>
@@ -491,7 +491,7 @@
               <w:pStyle w:val="ContractTableText"/>
             </w:pPr>
             <w:r>
-              <w:t>{specification}</w:t>
+              <w:t>{规格型号}</w:t>
             </w:r>
           </w:p>
         </w:tc>
@@ -504,7 +504,7 @@
               <w:pStyle w:val="ContractTableText"/>
             </w:pPr>
             <w:r>
-              <w:t>{unit}</w:t>
+              <w:t>{单位}</w:t>
             </w:r>
           </w:p>
         </w:tc>
@@ -517,7 +517,7 @@
               <w:pStyle w:val="ContractTableText"/>
             </w:pPr>
             <w:r>
-              <w:t>{quantity}</w:t>
+              <w:t>{数量}</w:t>
             </w:r>
           </w:p>
         </w:tc>
@@ -530,7 +530,7 @@
               <w:pStyle w:val="ContractTableText"/>
             </w:pPr>
             <w:r>
-              <w:t>{unitPrice}</w:t>
+              <w:t>{单价}</w:t>
             </w:r>
           </w:p>
         </w:tc>
@@ -543,7 +543,7 @@
               <w:pStyle w:val="ContractTableText"/>
             </w:pPr>
             <w:r>
-              <w:t>{taxInclusiveAmount}</w:t>
+              <w:t>{含税金额}</w:t>
             </w:r>
           </w:p>
         </w:tc>
@@ -556,7 +556,7 @@
               <w:pStyle w:val="ContractTableText"/>
             </w:pPr>
             <w:r>
-              <w:t>{remark}</w:t>
+              <w:t>{备注}</w:t>
             </w:r>
           </w:p>
         </w:tc>
@@ -564,7 +564,7 @@
     </w:tbl>
     <w:p>
       <w:r>
-        <w:t xml:space="preserve">{/bill.genericItems}</w:t>
+        <w:t xml:space="preserve">{/通用清单}</w:t>
       </w:r>
     </w:p>
     <w:p>
@@ -657,7 +657,7 @@
               <w:pStyle w:val="ContractTableText"/>
             </w:pPr>
             <w:r>
-              <w:t>乙方（盖章）：{field.counterpartyName}</w:t>
+              <w:t>乙方（盖章）：{相对方名称}</w:t>
             </w:r>
           </w:p>
           <w:p>
@@ -741,7 +741,7 @@
       <w:jc w:val="center"/>
     </w:pPr>
     <w:r>
-      <w:t xml:space="preserve">{document.watermark}</w:t>
+      <w:t xml:space="preserve">{文档水印}</w:t>
     </w:r>
   </w:p>
 </w:hdr>
@@ -755,7 +755,7 @@
       <w:jc w:val="center"/>
     </w:pPr>
     <w:r>
-      <w:t xml:space="preserve">{document.watermark}</w:t>
+      <w:t xml:space="preserve">{文档水印}</w:t>
     </w:r>
   </w:p>
 </w:hdr>
